--- a/wcr_template.docx
+++ b/wcr_template.docx
@@ -450,15 +450,7 @@
                 <w:bCs/>
                 <w:color w:val="000000" w:themeColor="text1"/>
               </w:rPr>
-              <w:t xml:space="preserve"> </w:t>
-            </w:r>
-            <w:r>
-              <w:rPr>
-                <w:b/>
-                <w:bCs/>
-                <w:color w:val="000000" w:themeColor="text1"/>
-              </w:rPr>
-              <w:t xml:space="preserve">Pin code : </w:t>
+              <w:t xml:space="preserve"> Pin code : </w:t>
             </w:r>
             <w:r>
               <w:rPr>
@@ -896,7 +888,7 @@
                 <w:bCs/>
                 <w:color w:val="000000" w:themeColor="text1"/>
               </w:rPr>
-              <w:t>3.0</w:t>
+              <w:t>{System Size}</w:t>
             </w:r>
             <w:r>
               <w:rPr>
@@ -1255,7 +1247,7 @@
                 <w:bCs/>
                 <w:color w:val="000000" w:themeColor="text1"/>
               </w:rPr>
-              <w:t>600</w:t>
+              <w:t>{Wattage}</w:t>
             </w:r>
             <w:r>
               <w:rPr>
@@ -1348,7 +1340,16 @@
                 <w:bCs/>
                 <w:color w:val="000000" w:themeColor="text1"/>
               </w:rPr>
-              <w:t xml:space="preserve">5 </w:t>
+              <w:t>{Qty Modules}</w:t>
+            </w:r>
+            <w:r>
+              <w:rPr>
+                <w:rFonts w:asciiTheme="minorHAnsi" w:hAnsiTheme="minorHAnsi" w:cstheme="minorHAnsi"/>
+                <w:b/>
+                <w:bCs/>
+                <w:color w:val="000000" w:themeColor="text1"/>
+              </w:rPr>
+              <w:t xml:space="preserve"> </w:t>
             </w:r>
             <w:r>
               <w:rPr>
@@ -1447,34 +1448,34 @@
                 <w:bCs/>
                 <w:color w:val="000000" w:themeColor="text1"/>
               </w:rPr>
-              <w:t>3</w:t>
-            </w:r>
-            <w:r>
-              <w:rPr>
-                <w:rFonts w:asciiTheme="minorHAnsi" w:hAnsiTheme="minorHAnsi" w:cstheme="minorHAnsi"/>
-                <w:b/>
-                <w:bCs/>
-                <w:color w:val="000000" w:themeColor="text1"/>
-              </w:rPr>
-              <w:t>.</w:t>
-            </w:r>
-            <w:r>
-              <w:rPr>
-                <w:rFonts w:asciiTheme="minorHAnsi" w:hAnsiTheme="minorHAnsi" w:cstheme="minorHAnsi"/>
-                <w:b/>
-                <w:bCs/>
-                <w:color w:val="000000" w:themeColor="text1"/>
-              </w:rPr>
-              <w:t>00</w:t>
-            </w:r>
-            <w:r>
-              <w:rPr>
-                <w:rFonts w:asciiTheme="minorHAnsi" w:hAnsiTheme="minorHAnsi" w:cstheme="minorHAnsi"/>
-                <w:b/>
-                <w:bCs/>
-                <w:color w:val="000000" w:themeColor="text1"/>
-              </w:rPr>
-              <w:t xml:space="preserve"> kwp</w:t>
+              <w:t>{S</w:t>
+            </w:r>
+            <w:r>
+              <w:rPr>
+                <w:rFonts w:asciiTheme="minorHAnsi" w:hAnsiTheme="minorHAnsi" w:cstheme="minorHAnsi"/>
+                <w:b/>
+                <w:bCs/>
+                <w:color w:val="000000" w:themeColor="text1"/>
+              </w:rPr>
+              <w:t>ystem Size</w:t>
+            </w:r>
+            <w:r>
+              <w:rPr>
+                <w:rFonts w:asciiTheme="minorHAnsi" w:hAnsiTheme="minorHAnsi" w:cstheme="minorHAnsi"/>
+                <w:b/>
+                <w:bCs/>
+                <w:color w:val="000000" w:themeColor="text1"/>
+              </w:rPr>
+              <w:t xml:space="preserve">} </w:t>
+            </w:r>
+            <w:r>
+              <w:rPr>
+                <w:rFonts w:asciiTheme="minorHAnsi" w:hAnsiTheme="minorHAnsi" w:cstheme="minorHAnsi"/>
+                <w:b/>
+                <w:bCs/>
+                <w:color w:val="000000" w:themeColor="text1"/>
+              </w:rPr>
+              <w:t>kwp</w:t>
             </w:r>
           </w:p>
         </w:tc>
@@ -1837,7 +1838,7 @@
                 <w:bCs/>
                 <w:color w:val="000000" w:themeColor="text1"/>
               </w:rPr>
-              <w:t>3</w:t>
+              <w:t>{INV Rating}</w:t>
             </w:r>
             <w:r>
               <w:rPr>
@@ -1956,7 +1957,7 @@
                 <w:bCs/>
                 <w:color w:val="000000" w:themeColor="text1"/>
               </w:rPr>
-              <w:t>1</w:t>
+              <w:t>{MPPT}</w:t>
             </w:r>
             <w:r>
               <w:rPr>
@@ -2057,7 +2058,7 @@
                 <w:bCs/>
                 <w:color w:val="000000" w:themeColor="text1"/>
               </w:rPr>
-              <w:t>3</w:t>
+              <w:t>{INV Rating}</w:t>
             </w:r>
             <w:r>
               <w:rPr>
@@ -2205,7 +2206,16 @@
                 <w:bCs/>
                 <w:color w:val="000000" w:themeColor="text1"/>
               </w:rPr>
-              <w:t xml:space="preserve"> 2025</w:t>
+              <w:t xml:space="preserve"> </w:t>
+            </w:r>
+            <w:r>
+              <w:rPr>
+                <w:rFonts w:asciiTheme="minorHAnsi" w:hAnsiTheme="minorHAnsi" w:cstheme="minorHAnsi"/>
+                <w:b/>
+                <w:bCs/>
+                <w:color w:val="000000" w:themeColor="text1"/>
+              </w:rPr>
+              <w:t>{Year Of MNF}</w:t>
             </w:r>
           </w:p>
         </w:tc>
